--- a/cv.docx
+++ b/cv.docx
@@ -408,13 +408,29 @@
           <w:b/>
           <w:bCs/>
         </w:rPr>
+        <w:t xml:space="preserve">Methods:</w:t>
+      </w:r>
+      <w:r>
+        <w:t xml:space="preserve"> </w:t>
+      </w:r>
+      <w:r>
+        <w:t xml:space="preserve">causal inference, RCT analysis, time-series econometrics</w:t>
+      </w:r>
+      <w:r>
+        <w:br/>
+      </w:r>
+      <w:r>
+        <w:rPr>
+          <w:b/>
+          <w:bCs/>
+        </w:rPr>
         <w:t xml:space="preserve">ML/AI:</w:t>
       </w:r>
       <w:r>
         <w:t xml:space="preserve"> </w:t>
       </w:r>
       <w:r>
-        <w:t xml:space="preserve">Torch, tidymodels, scikit-learn, LLMs</w:t>
+        <w:t xml:space="preserve">Torch, tidymodels, scikit-learn, Claude Agent SDK, Anthropic Python SDK, Chatlas</w:t>
       </w:r>
       <w:r>
         <w:br/>
@@ -430,7 +446,39 @@
         <w:t xml:space="preserve"> </w:t>
       </w:r>
       <w:r>
-        <w:t xml:space="preserve">dplyr, DuckDB, pandas, Arrow</w:t>
+        <w:t xml:space="preserve">dplyr, DuckDB, pandas, Arrow, Spark, Hive, Impala, Snowflake</w:t>
+      </w:r>
+      <w:r>
+        <w:br/>
+      </w:r>
+      <w:r>
+        <w:rPr>
+          <w:b/>
+          <w:bCs/>
+        </w:rPr>
+        <w:t xml:space="preserve">GPU:</w:t>
+      </w:r>
+      <w:r>
+        <w:t xml:space="preserve"> </w:t>
+      </w:r>
+      <w:r>
+        <w:t xml:space="preserve">CUDA Python, RAPIDS cuDF</w:t>
+      </w:r>
+      <w:r>
+        <w:br/>
+      </w:r>
+      <w:r>
+        <w:rPr>
+          <w:b/>
+          <w:bCs/>
+        </w:rPr>
+        <w:t xml:space="preserve">Engineering:</w:t>
+      </w:r>
+      <w:r>
+        <w:t xml:space="preserve"> </w:t>
+      </w:r>
+      <w:r>
+        <w:t xml:space="preserve">Docker, GitHub Actions, pytest, testthat</w:t>
       </w:r>
       <w:r>
         <w:br/>
@@ -504,50 +552,6 @@
       </w:r>
       <w:r>
         <w:t xml:space="preserve">Fundamentals of Accelerated Computing with CUDA Python</w:t>
-      </w:r>
-    </w:p>
-    <w:p>
-      <w:pPr>
-        <w:pStyle w:val="Compact"/>
-        <w:numPr>
-          <w:ilvl w:val="0"/>
-          <w:numId w:val="1003"/>
-        </w:numPr>
-      </w:pPr>
-      <w:r>
-        <w:rPr>
-          <w:b/>
-          <w:bCs/>
-        </w:rPr>
-        <w:t xml:space="preserve">DataCamp:</w:t>
-      </w:r>
-      <w:r>
-        <w:t xml:space="preserve"> </w:t>
-      </w:r>
-      <w:r>
-        <w:t xml:space="preserve">Deep Learning in Python</w:t>
-      </w:r>
-    </w:p>
-    <w:p>
-      <w:pPr>
-        <w:pStyle w:val="Compact"/>
-        <w:numPr>
-          <w:ilvl w:val="0"/>
-          <w:numId w:val="1003"/>
-        </w:numPr>
-      </w:pPr>
-      <w:r>
-        <w:rPr>
-          <w:b/>
-          <w:bCs/>
-        </w:rPr>
-        <w:t xml:space="preserve">DataCamp:</w:t>
-      </w:r>
-      <w:r>
-        <w:t xml:space="preserve"> </w:t>
-      </w:r>
-      <w:r>
-        <w:t xml:space="preserve">Data Scientist with R</w:t>
       </w:r>
     </w:p>
     <w:bookmarkEnd w:id="22"/>
@@ -950,7 +954,7 @@
     </w:p>
     <w:bookmarkEnd w:id="32"/>
     <w:bookmarkEnd w:id="33"/>
-    <w:bookmarkStart w:id="46" w:name="projects"/>
+    <w:bookmarkStart w:id="43" w:name="projects"/>
     <w:p>
       <w:pPr>
         <w:pStyle w:val="Heading2"/>
@@ -959,12 +963,46 @@
         <w:t xml:space="preserve">Projects</w:t>
       </w:r>
     </w:p>
-    <w:bookmarkStart w:id="35" w:name="cuplyr---gpu-accelerated-dplyr"/>
+    <w:bookmarkStart w:id="34" w:name="Xd5056bd9eabfa909177a1be14b1da9dc94d8ba5"/>
     <w:p>
       <w:pPr>
         <w:pStyle w:val="Heading3"/>
       </w:pPr>
       <w:r>
+        <w:t xml:space="preserve">Running Coach - Self-Hosted Training Planner</w:t>
+      </w:r>
+    </w:p>
+    <w:p>
+      <w:pPr>
+        <w:pStyle w:val="Compact"/>
+        <w:numPr>
+          <w:ilvl w:val="0"/>
+          <w:numId w:val="1010"/>
+        </w:numPr>
+      </w:pPr>
+      <w:r>
+        <w:t xml:space="preserve">Building a self-hosted running coach that ingests Apple Health data into a canonical activity and vitals schema, maintains fitness and injury-load ledgers, and generates weekly plans from a deterministic guardrail engine.</w:t>
+      </w:r>
+    </w:p>
+    <w:p>
+      <w:pPr>
+        <w:pStyle w:val="Compact"/>
+        <w:numPr>
+          <w:ilvl w:val="0"/>
+          <w:numId w:val="1010"/>
+        </w:numPr>
+      </w:pPr>
+      <w:r>
+        <w:t xml:space="preserve">A Claude Agent SDK reviewer proposes plan changes that are validated against the guardrails before application. Python, FastAPI, SQLite, Docker; deployed on a home server behind Tailscale with pytest coverage across the engine.</w:t>
+      </w:r>
+    </w:p>
+    <w:bookmarkEnd w:id="34"/>
+    <w:bookmarkStart w:id="36" w:name="cuplyr---gpu-accelerated-dplyr"/>
+    <w:p>
+      <w:pPr>
+        <w:pStyle w:val="Heading3"/>
+      </w:pPr>
+      <w:r>
         <w:t xml:space="preserve">cuplyr - GPU-Accelerated dplyr</w:t>
       </w:r>
     </w:p>
@@ -973,7 +1011,7 @@
         <w:pStyle w:val="Compact"/>
         <w:numPr>
           <w:ilvl w:val="0"/>
-          <w:numId w:val="1010"/>
+          <w:numId w:val="1011"/>
         </w:numPr>
       </w:pPr>
       <w:r>
@@ -985,22 +1023,22 @@
         <w:pStyle w:val="Compact"/>
         <w:numPr>
           <w:ilvl w:val="0"/>
-          <w:numId w:val="1010"/>
-        </w:numPr>
-      </w:pPr>
-      <w:r>
-        <w:t xml:space="preserve">Implements lazy evaluation with automatic query optimizations, achieving 40-77x speedups over dplyr on large datasets.</w:t>
-      </w:r>
-    </w:p>
-    <w:p>
-      <w:pPr>
-        <w:pStyle w:val="Compact"/>
-        <w:numPr>
-          <w:ilvl w:val="0"/>
-          <w:numId w:val="1010"/>
-        </w:numPr>
-      </w:pPr>
-      <w:hyperlink r:id="rId34">
+          <w:numId w:val="1011"/>
+        </w:numPr>
+      </w:pPr>
+      <w:r>
+        <w:t xml:space="preserve">Implements lazy evaluation with automatic query optimizations. Benchmarks show 40-77x speedups over dplyr on GPU-resident data; parity end-to-end including transfer.</w:t>
+      </w:r>
+    </w:p>
+    <w:p>
+      <w:pPr>
+        <w:pStyle w:val="Compact"/>
+        <w:numPr>
+          <w:ilvl w:val="0"/>
+          <w:numId w:val="1011"/>
+        </w:numPr>
+      </w:pPr>
+      <w:hyperlink r:id="rId35">
         <w:r>
           <w:rPr>
             <w:rStyle w:val="Hyperlink"/>
@@ -1009,49 +1047,49 @@
         </w:r>
       </w:hyperlink>
     </w:p>
-    <w:bookmarkEnd w:id="35"/>
-    <w:bookmarkStart w:id="37" w:name="Xce7407f00cdfa950c54ce583e1121f88fc6ee21"/>
+    <w:bookmarkEnd w:id="36"/>
+    <w:bookmarkStart w:id="38" w:name="digitraffic---fintraffic-api-client"/>
     <w:p>
       <w:pPr>
         <w:pStyle w:val="Heading3"/>
       </w:pPr>
       <w:r>
-        <w:t xml:space="preserve">bracketeer - Tournament Management Framework</w:t>
-      </w:r>
-    </w:p>
-    <w:p>
-      <w:pPr>
-        <w:pStyle w:val="Compact"/>
-        <w:numPr>
-          <w:ilvl w:val="0"/>
-          <w:numId w:val="1011"/>
-        </w:numPr>
-      </w:pPr>
-      <w:r>
-        <w:t xml:space="preserve">Developed an R package for modeling and executing tournament competitions with support for multiple formats including round-robin, Swiss system, and elimination brackets.</w:t>
-      </w:r>
-    </w:p>
-    <w:p>
-      <w:pPr>
-        <w:pStyle w:val="Compact"/>
-        <w:numPr>
-          <w:ilvl w:val="0"/>
-          <w:numId w:val="1011"/>
-        </w:numPr>
-      </w:pPr>
-      <w:r>
-        <w:t xml:space="preserve">Features a pipe-first API design for defining reusable tournament blueprints with automatic stage materialization and flexible result entry.</w:t>
-      </w:r>
-    </w:p>
-    <w:p>
-      <w:pPr>
-        <w:pStyle w:val="Compact"/>
-        <w:numPr>
-          <w:ilvl w:val="0"/>
-          <w:numId w:val="1011"/>
-        </w:numPr>
-      </w:pPr>
-      <w:hyperlink r:id="rId36">
+        <w:t xml:space="preserve">digitraffic - Fintraffic API Client</w:t>
+      </w:r>
+    </w:p>
+    <w:p>
+      <w:pPr>
+        <w:pStyle w:val="Compact"/>
+        <w:numPr>
+          <w:ilvl w:val="0"/>
+          <w:numId w:val="1012"/>
+        </w:numPr>
+      </w:pPr>
+      <w:r>
+        <w:t xml:space="preserve">Building an R package for Finland’s Digitraffic road traffic sensor time series: 450+ roadside sensors, per-vehicle records, real-time and historical.</w:t>
+      </w:r>
+    </w:p>
+    <w:p>
+      <w:pPr>
+        <w:pStyle w:val="Compact"/>
+        <w:numPr>
+          <w:ilvl w:val="0"/>
+          <w:numId w:val="1012"/>
+        </w:numPr>
+      </w:pPr>
+      <w:r>
+        <w:t xml:space="preserve">Features tidyverse-native output, spatial filtering, built-in caching, and rate limiting. Tested with GitHub Actions; to be submitted to CRAN.</w:t>
+      </w:r>
+    </w:p>
+    <w:p>
+      <w:pPr>
+        <w:pStyle w:val="Compact"/>
+        <w:numPr>
+          <w:ilvl w:val="0"/>
+          <w:numId w:val="1012"/>
+        </w:numPr>
+      </w:pPr>
+      <w:hyperlink r:id="rId37">
         <w:r>
           <w:rPr>
             <w:rStyle w:val="Hyperlink"/>
@@ -1060,49 +1098,49 @@
         </w:r>
       </w:hyperlink>
     </w:p>
-    <w:bookmarkEnd w:id="37"/>
-    <w:bookmarkStart w:id="39" w:name="digitraffic---finntraffic-api-client"/>
+    <w:bookmarkEnd w:id="38"/>
+    <w:bookmarkStart w:id="40" w:name="Xce7407f00cdfa950c54ce583e1121f88fc6ee21"/>
     <w:p>
       <w:pPr>
         <w:pStyle w:val="Heading3"/>
       </w:pPr>
       <w:r>
-        <w:t xml:space="preserve">digitraffic - Finntraffic API Client</w:t>
-      </w:r>
-    </w:p>
-    <w:p>
-      <w:pPr>
-        <w:pStyle w:val="Compact"/>
-        <w:numPr>
-          <w:ilvl w:val="0"/>
-          <w:numId w:val="1012"/>
-        </w:numPr>
-      </w:pPr>
-      <w:r>
-        <w:t xml:space="preserve">Building an R package that provides tidy access to Finland’s Digitraffic road traffic API, covering 450+ measurement stations with real-time speed, volume, and classification data.</w:t>
-      </w:r>
-    </w:p>
-    <w:p>
-      <w:pPr>
-        <w:pStyle w:val="Compact"/>
-        <w:numPr>
-          <w:ilvl w:val="0"/>
-          <w:numId w:val="1012"/>
-        </w:numPr>
-      </w:pPr>
-      <w:r>
-        <w:t xml:space="preserve">Features tidyverse-native output, spatial filtering, built-in caching, and rate limiting. To be submitted to CRAN.</w:t>
-      </w:r>
-    </w:p>
-    <w:p>
-      <w:pPr>
-        <w:pStyle w:val="Compact"/>
-        <w:numPr>
-          <w:ilvl w:val="0"/>
-          <w:numId w:val="1012"/>
-        </w:numPr>
-      </w:pPr>
-      <w:hyperlink r:id="rId38">
+        <w:t xml:space="preserve">bracketeer - Tournament Management Framework</w:t>
+      </w:r>
+    </w:p>
+    <w:p>
+      <w:pPr>
+        <w:pStyle w:val="Compact"/>
+        <w:numPr>
+          <w:ilvl w:val="0"/>
+          <w:numId w:val="1013"/>
+        </w:numPr>
+      </w:pPr>
+      <w:r>
+        <w:t xml:space="preserve">Developed an R package for modeling and executing tournament competitions with support for multiple formats including round-robin, Swiss system, and elimination brackets.</w:t>
+      </w:r>
+    </w:p>
+    <w:p>
+      <w:pPr>
+        <w:pStyle w:val="Compact"/>
+        <w:numPr>
+          <w:ilvl w:val="0"/>
+          <w:numId w:val="1013"/>
+        </w:numPr>
+      </w:pPr>
+      <w:r>
+        <w:t xml:space="preserve">Features a pipe-first API design for defining reusable tournament blueprints with automatic stage materialization and flexible result entry.</w:t>
+      </w:r>
+    </w:p>
+    <w:p>
+      <w:pPr>
+        <w:pStyle w:val="Compact"/>
+        <w:numPr>
+          <w:ilvl w:val="0"/>
+          <w:numId w:val="1013"/>
+        </w:numPr>
+      </w:pPr>
+      <w:hyperlink r:id="rId39">
         <w:r>
           <w:rPr>
             <w:rStyle w:val="Hyperlink"/>
@@ -1111,195 +1149,87 @@
         </w:r>
       </w:hyperlink>
     </w:p>
-    <w:bookmarkEnd w:id="39"/>
-    <w:bookmarkStart w:id="41" w:name="reseptor---ai-recipe-assistant"/>
+    <w:bookmarkEnd w:id="40"/>
+    <w:bookmarkStart w:id="42" w:name="reseptor---recipe-assistant"/>
     <w:p>
       <w:pPr>
         <w:pStyle w:val="Heading3"/>
       </w:pPr>
       <w:r>
-        <w:t xml:space="preserve">Reseptor - AI Recipe Assistant</w:t>
-      </w:r>
-    </w:p>
-    <w:p>
-      <w:pPr>
-        <w:pStyle w:val="Compact"/>
-        <w:numPr>
-          <w:ilvl w:val="0"/>
-          <w:numId w:val="1013"/>
-        </w:numPr>
-      </w:pPr>
-      <w:r>
-        <w:t xml:space="preserve">Built a web application for interactive recipe creation using Python Shiny and Claude API integration via Chatlas.</w:t>
-      </w:r>
-    </w:p>
-    <w:p>
-      <w:pPr>
-        <w:pStyle w:val="Compact"/>
-        <w:numPr>
-          <w:ilvl w:val="0"/>
-          <w:numId w:val="1013"/>
-        </w:numPr>
-      </w:pPr>
-      <w:r>
-        <w:t xml:space="preserve">Features markdown output for easy recipe sharing and distribution.</w:t>
-      </w:r>
-    </w:p>
-    <w:p>
-      <w:pPr>
-        <w:pStyle w:val="Compact"/>
-        <w:numPr>
-          <w:ilvl w:val="0"/>
-          <w:numId w:val="1013"/>
-        </w:numPr>
-      </w:pPr>
-      <w:hyperlink r:id="rId40">
+        <w:t xml:space="preserve">Reseptor - Recipe Assistant</w:t>
+      </w:r>
+    </w:p>
+    <w:p>
+      <w:pPr>
+        <w:pStyle w:val="Compact"/>
+        <w:numPr>
+          <w:ilvl w:val="0"/>
+          <w:numId w:val="1014"/>
+        </w:numPr>
+      </w:pPr>
+      <w:hyperlink r:id="rId41">
         <w:r>
           <w:rPr>
             <w:rStyle w:val="Hyperlink"/>
           </w:rPr>
-          <w:t xml:space="preserve">GitHub</w:t>
+          <w:t xml:space="preserve">Python Shiny app</w:t>
         </w:r>
       </w:hyperlink>
-    </w:p>
-    <w:bookmarkEnd w:id="41"/>
-    <w:bookmarkStart w:id="43" w:name="petanque-liga"/>
+      <w:r>
+        <w:t xml:space="preserve"> </w:t>
+      </w:r>
+      <w:r>
+        <w:t xml:space="preserve">for interactive recipe creation on the Claude API via Chatlas.</w:t>
+      </w:r>
+    </w:p>
+    <w:bookmarkEnd w:id="42"/>
+    <w:bookmarkEnd w:id="43"/>
+    <w:bookmarkStart w:id="46" w:name="positions-of-responsibility"/>
+    <w:p>
+      <w:pPr>
+        <w:pStyle w:val="Heading2"/>
+      </w:pPr>
+      <w:r>
+        <w:t xml:space="preserve">Positions of Responsibility</w:t>
+      </w:r>
+    </w:p>
+    <w:bookmarkStart w:id="44" w:name="vote-counter---unido"/>
     <w:p>
       <w:pPr>
         <w:pStyle w:val="Heading3"/>
       </w:pPr>
       <w:r>
-        <w:t xml:space="preserve">Petanque Liga</w:t>
-      </w:r>
-    </w:p>
-    <w:p>
-      <w:pPr>
-        <w:pStyle w:val="Compact"/>
-        <w:numPr>
-          <w:ilvl w:val="0"/>
-          <w:numId w:val="1014"/>
-        </w:numPr>
-      </w:pPr>
-      <w:r>
-        <w:t xml:space="preserve">Built a</w:t>
-      </w:r>
-      <w:r>
-        <w:t xml:space="preserve"> </w:t>
-      </w:r>
-      <w:hyperlink r:id="rId42">
-        <w:r>
-          <w:rPr>
-            <w:rStyle w:val="Hyperlink"/>
-          </w:rPr>
-          <w:t xml:space="preserve">tournament management website</w:t>
-        </w:r>
-      </w:hyperlink>
-      <w:r>
-        <w:t xml:space="preserve"> </w:t>
-      </w:r>
-      <w:r>
-        <w:t xml:space="preserve">with automatic match scheduling and result tracking.</w:t>
-      </w:r>
-    </w:p>
-    <w:p>
-      <w:pPr>
-        <w:pStyle w:val="Compact"/>
-        <w:numPr>
-          <w:ilvl w:val="0"/>
-          <w:numId w:val="1014"/>
-        </w:numPr>
-      </w:pPr>
-      <w:r>
-        <w:t xml:space="preserve">Backend powered by Google Sheets for multi-device data entry.</w:t>
-      </w:r>
-    </w:p>
-    <w:bookmarkEnd w:id="43"/>
-    <w:bookmarkStart w:id="45" w:name="imagestoascii.jl"/>
+        <w:t xml:space="preserve">Vote Counter - UNIDO</w:t>
+      </w:r>
+    </w:p>
+    <w:p>
+      <w:pPr>
+        <w:pStyle w:val="FirstParagraph"/>
+      </w:pPr>
+      <w:r>
+        <w:t xml:space="preserve">Authorized by the Western countries group to serve as vote counter in the Secretary-General Election of the United Nations Industrial Development Organization.</w:t>
+      </w:r>
+    </w:p>
+    <w:bookmarkEnd w:id="44"/>
+    <w:bookmarkStart w:id="45" w:name="Xf5aad0f75dc28d79763c110909b0d55c890d1d5"/>
     <w:p>
       <w:pPr>
         <w:pStyle w:val="Heading3"/>
       </w:pPr>
       <w:r>
-        <w:t xml:space="preserve">ImagesToAscii.jl</w:t>
-      </w:r>
-    </w:p>
-    <w:p>
-      <w:pPr>
-        <w:pStyle w:val="Compact"/>
-        <w:numPr>
-          <w:ilvl w:val="0"/>
-          <w:numId w:val="1015"/>
-        </w:numPr>
-      </w:pPr>
-      <w:r>
-        <w:t xml:space="preserve">Developing a</w:t>
-      </w:r>
-      <w:r>
-        <w:t xml:space="preserve"> </w:t>
-      </w:r>
-      <w:hyperlink r:id="rId44">
-        <w:r>
-          <w:rPr>
-            <w:rStyle w:val="Hyperlink"/>
-          </w:rPr>
-          <w:t xml:space="preserve">Julia package</w:t>
-        </w:r>
-      </w:hyperlink>
-      <w:r>
-        <w:t xml:space="preserve"> </w:t>
-      </w:r>
-      <w:r>
-        <w:t xml:space="preserve">for converting images to ASCII art, exploring matrix operations and image processing.</w:t>
+        <w:t xml:space="preserve">Board Member - Economics Students’ Association</w:t>
+      </w:r>
+    </w:p>
+    <w:p>
+      <w:pPr>
+        <w:pStyle w:val="FirstParagraph"/>
+      </w:pPr>
+      <w:r>
+        <w:t xml:space="preserve">Served on the board contributing to strategic planning and student activities.</w:t>
       </w:r>
     </w:p>
     <w:bookmarkEnd w:id="45"/>
     <w:bookmarkEnd w:id="46"/>
-    <w:bookmarkStart w:id="49" w:name="positions-of-responsibility"/>
-    <w:p>
-      <w:pPr>
-        <w:pStyle w:val="Heading2"/>
-      </w:pPr>
-      <w:r>
-        <w:t xml:space="preserve">Positions of Responsibility</w:t>
-      </w:r>
-    </w:p>
-    <w:bookmarkStart w:id="47" w:name="vote-counter---unido"/>
-    <w:p>
-      <w:pPr>
-        <w:pStyle w:val="Heading3"/>
-      </w:pPr>
-      <w:r>
-        <w:t xml:space="preserve">Vote Counter - UNIDO</w:t>
-      </w:r>
-    </w:p>
-    <w:p>
-      <w:pPr>
-        <w:pStyle w:val="FirstParagraph"/>
-      </w:pPr>
-      <w:r>
-        <w:t xml:space="preserve">Authorized by the Western countries group to serve as vote counter in the Secretary-General Election of the United Nations Industrial Development Organization.</w:t>
-      </w:r>
-    </w:p>
-    <w:bookmarkEnd w:id="47"/>
-    <w:bookmarkStart w:id="48" w:name="Xf5aad0f75dc28d79763c110909b0d55c890d1d5"/>
-    <w:p>
-      <w:pPr>
-        <w:pStyle w:val="Heading3"/>
-      </w:pPr>
-      <w:r>
-        <w:t xml:space="preserve">Board Member - Economics Students’ Association</w:t>
-      </w:r>
-    </w:p>
-    <w:p>
-      <w:pPr>
-        <w:pStyle w:val="FirstParagraph"/>
-      </w:pPr>
-      <w:r>
-        <w:t xml:space="preserve">Served on the board contributing to strategic planning and student activities.</w:t>
-      </w:r>
-    </w:p>
-    <w:bookmarkEnd w:id="48"/>
-    <w:bookmarkEnd w:id="49"/>
     <w:sectPr>
       <w:footnotePr>
         <w:numRestart w:val="eachSect"/>
@@ -1556,9 +1486,6 @@
     <w:abstractNumId w:val="991"/>
   </w:num>
   <w:num w:numId="1014">
-    <w:abstractNumId w:val="991"/>
-  </w:num>
-  <w:num w:numId="1015">
     <w:abstractNumId w:val="991"/>
   </w:num>
 </w:numbering>
